--- a/canonical-law/materials/seminar1/zadanie.docx
+++ b/canonical-law/materials/seminar1/zadanie.docx
@@ -4,39 +4,863 @@
   <w:body>
     <w:p>
       <w:pPr>
+        <w:spacing w:after="60"/>
         <w:jc w:val="center"/>
         <w:rPr>
-          <w:rFonts w:ascii="Times New Roman" w:hAnsi="Times New Roman" w:cs="Times New Roman"/>
-          <w:sz w:val="28"/>
-          <w:szCs w:val="28"/>
+          <w:color w:val="156082" w:themeColor="accent1"/>
+          <w:sz w:val="32"/>
+          <w:szCs w:val="32"/>
+          <w14:shadow w14:blurRad="38100" w14:dist="25400" w14:dir="5400000" w14:sx="100000" w14:sy="100000" w14:kx="0" w14:ky="0" w14:algn="ctr">
+            <w14:srgbClr w14:val="6E747A">
+              <w14:alpha w14:val="57000"/>
+            </w14:srgbClr>
+          </w14:shadow>
+          <w14:textOutline w14:w="0" w14:cap="flat" w14:cmpd="sng" w14:algn="ctr">
+            <w14:noFill/>
+            <w14:prstDash w14:val="solid"/>
+            <w14:round/>
+          </w14:textOutline>
         </w:rPr>
       </w:pPr>
       <w:r>
         <w:rPr>
-          <w:rFonts w:ascii="Times New Roman" w:hAnsi="Times New Roman" w:cs="Times New Roman"/>
-          <w:sz w:val="28"/>
-          <w:szCs w:val="28"/>
+          <w:bCs/>
+          <w:color w:val="156082" w:themeColor="accent1"/>
+          <w:sz w:val="32"/>
+          <w:szCs w:val="32"/>
+          <w14:shadow w14:blurRad="38100" w14:dist="25400" w14:dir="5400000" w14:sx="100000" w14:sy="100000" w14:kx="0" w14:ky="0" w14:algn="ctr">
+            <w14:srgbClr w14:val="6E747A">
+              <w14:alpha w14:val="57000"/>
+            </w14:srgbClr>
+          </w14:shadow>
+          <w14:textOutline w14:w="0" w14:cap="flat" w14:cmpd="sng" w14:algn="ctr">
+            <w14:noFill/>
+            <w14:prstDash w14:val="solid"/>
+            <w14:round/>
+          </w14:textOutline>
         </w:rPr>
-        <w:t>Задание к семинару</w:t>
-      </w:r>
-    </w:p>
-    <w:p>
-      <w:pPr>
+        <w:t>СЕМИНАРСКОЕ ЗАНЯТИЕ № 1</w:t>
+      </w:r>
+    </w:p>
+    <w:p>
+      <w:pPr>
+        <w:spacing w:after="200"/>
+        <w:jc w:val="center"/>
+      </w:pPr>
+      <w:r>
         <w:rPr>
-          <w:rFonts w:ascii="Times New Roman" w:hAnsi="Times New Roman" w:cs="Times New Roman"/>
-          <w:sz w:val="28"/>
-          <w:szCs w:val="28"/>
+          <w:i/>
+          <w:iCs/>
         </w:rPr>
-      </w:pPr>
+        <w:t>Дисциплина: Каноническое право</w:t>
+      </w:r>
+    </w:p>
+    <w:p>
+      <w:pPr>
+        <w:spacing w:after="300"/>
+        <w:jc w:val="center"/>
+        <w:rPr>
+          <w:sz w:val="32"/>
+          <w:szCs w:val="32"/>
+        </w:rPr>
+      </w:pPr>
+      <w:r>
+        <w:rPr>
+          <w:b/>
+          <w:bCs/>
+          <w:sz w:val="32"/>
+          <w:szCs w:val="32"/>
+        </w:rPr>
+        <w:t>Тема: «Канонический свод Православной Церкви»</w:t>
+      </w:r>
+    </w:p>
+    <w:p>
+      <w:pPr>
+        <w:pStyle w:val="1"/>
+      </w:pPr>
+      <w:r>
+        <w:t>Вопросы к семинару</w:t>
+      </w:r>
+    </w:p>
+    <w:p>
+      <w:pPr>
+        <w:pStyle w:val="2"/>
+      </w:pPr>
+      <w:r>
+        <w:t>I. Канонический свод: состав и формирование</w:t>
+      </w:r>
+    </w:p>
+    <w:p>
+      <w:pPr>
+        <w:pStyle w:val="a7"/>
+        <w:numPr>
+          <w:ilvl w:val="0"/>
+          <w:numId w:val="1"/>
+        </w:numPr>
+        <w:spacing w:after="80" w:line="276" w:lineRule="auto"/>
+        <w:contextualSpacing w:val="0"/>
+      </w:pPr>
+      <w:r>
+        <w:t>Что такое канонический свод Православной Церкви и каков его состав?</w:t>
+      </w:r>
+    </w:p>
+    <w:p>
+      <w:pPr>
+        <w:pStyle w:val="a7"/>
+        <w:numPr>
+          <w:ilvl w:val="0"/>
+          <w:numId w:val="1"/>
+        </w:numPr>
+        <w:spacing w:after="80" w:line="276" w:lineRule="auto"/>
+        <w:contextualSpacing w:val="0"/>
+      </w:pPr>
+      <w:r>
+        <w:t xml:space="preserve">В чём значение 2-го правила </w:t>
+      </w:r>
+      <w:proofErr w:type="spellStart"/>
+      <w:r>
+        <w:t>Трулльского</w:t>
+      </w:r>
+      <w:proofErr w:type="spellEnd"/>
+      <w:r>
+        <w:t xml:space="preserve"> собора для канонического права?</w:t>
+      </w:r>
+    </w:p>
+    <w:p>
+      <w:pPr>
+        <w:pStyle w:val="2"/>
+      </w:pPr>
+      <w:r>
+        <w:t>II. Правила святых апостолов</w:t>
+      </w:r>
+    </w:p>
+    <w:p>
+      <w:pPr>
+        <w:pStyle w:val="a7"/>
+        <w:numPr>
+          <w:ilvl w:val="0"/>
+          <w:numId w:val="2"/>
+        </w:numPr>
+        <w:spacing w:after="80" w:line="276" w:lineRule="auto"/>
+        <w:contextualSpacing w:val="0"/>
+      </w:pPr>
+      <w:r>
+        <w:t>Каково происхождение и авторитет Правил святых апостолов? Почему Западная Церковь признавала только 50 правил?</w:t>
+      </w:r>
+    </w:p>
+    <w:p>
+      <w:pPr>
+        <w:pStyle w:val="a7"/>
+        <w:numPr>
+          <w:ilvl w:val="0"/>
+          <w:numId w:val="2"/>
+        </w:numPr>
+        <w:spacing w:after="80" w:line="276" w:lineRule="auto"/>
+        <w:contextualSpacing w:val="0"/>
+      </w:pPr>
+      <w:r>
+        <w:t>Охарактеризуйте Апостольские правила: 34, 51.</w:t>
+      </w:r>
+    </w:p>
+    <w:p>
+      <w:pPr>
+        <w:pStyle w:val="2"/>
+      </w:pPr>
+      <w:r>
+        <w:t>III. Правила Вселенских Соборов</w:t>
+      </w:r>
+    </w:p>
+    <w:p>
+      <w:pPr>
+        <w:pStyle w:val="a7"/>
+        <w:numPr>
+          <w:ilvl w:val="0"/>
+          <w:numId w:val="3"/>
+        </w:numPr>
+        <w:spacing w:after="80" w:line="276" w:lineRule="auto"/>
+        <w:contextualSpacing w:val="0"/>
+      </w:pPr>
+      <w:r>
+        <w:t>Охарактеризуйте правила Вселенских Соборов: I (11, 13, 20); II (3); III (7); IV (4, 6, 15, 17, 28, 29); V-VI (6, 12, 13, 14, 82, 102); VII (9).</w:t>
+      </w:r>
+    </w:p>
+    <w:p>
+      <w:pPr>
+        <w:pStyle w:val="2"/>
+      </w:pPr>
+      <w:r>
+        <w:t>IV. Правила Поместных Соборов</w:t>
+      </w:r>
+    </w:p>
+    <w:p>
+      <w:pPr>
+        <w:pStyle w:val="a7"/>
+        <w:numPr>
+          <w:ilvl w:val="0"/>
+          <w:numId w:val="4"/>
+        </w:numPr>
+        <w:contextualSpacing w:val="0"/>
+      </w:pPr>
+      <w:r>
+        <w:t>Охарактеризуйте п</w:t>
+      </w:r>
+      <w:r>
+        <w:t xml:space="preserve">равила 1 и </w:t>
+      </w:r>
+      <w:r>
+        <w:t>2</w:t>
+      </w:r>
+      <w:r>
+        <w:t xml:space="preserve"> </w:t>
+      </w:r>
+      <w:proofErr w:type="spellStart"/>
+      <w:r>
+        <w:t>Гангрского</w:t>
+      </w:r>
+      <w:proofErr w:type="spellEnd"/>
+      <w:r>
+        <w:t xml:space="preserve"> собора</w:t>
+      </w:r>
+      <w:r>
+        <w:t>, правило 60 Лаодикийского собора, правило 9 Двукратного собора</w:t>
+      </w:r>
+      <w:r>
+        <w:t>.</w:t>
+      </w:r>
+    </w:p>
+    <w:p>
+      <w:pPr>
+        <w:pStyle w:val="2"/>
+      </w:pPr>
+      <w:r>
+        <w:t>V. Правила святых отцов</w:t>
+      </w:r>
+    </w:p>
+    <w:p>
+      <w:pPr>
+        <w:pStyle w:val="a7"/>
+        <w:numPr>
+          <w:ilvl w:val="0"/>
+          <w:numId w:val="5"/>
+        </w:numPr>
+        <w:spacing w:after="80" w:line="276" w:lineRule="auto"/>
+        <w:contextualSpacing w:val="0"/>
+      </w:pPr>
+      <w:r>
+        <w:t xml:space="preserve">Охарактеризуйте правило 32 </w:t>
+      </w:r>
+      <w:proofErr w:type="spellStart"/>
+      <w:r>
+        <w:t>свт</w:t>
+      </w:r>
+      <w:proofErr w:type="spellEnd"/>
+      <w:r>
+        <w:t xml:space="preserve">. Василия Великого, правило 15 </w:t>
+      </w:r>
+      <w:proofErr w:type="spellStart"/>
+      <w:r>
+        <w:t>свмч</w:t>
+      </w:r>
+      <w:proofErr w:type="spellEnd"/>
+      <w:r>
+        <w:t>. Петра Александрийского.</w:t>
+      </w:r>
+    </w:p>
+    <w:p>
+      <w:pPr>
+        <w:pStyle w:val="2"/>
+      </w:pPr>
+      <w:r>
+        <w:t>VI. Вопросы для дискуссии</w:t>
+      </w:r>
+    </w:p>
+    <w:p>
+      <w:pPr>
+        <w:pStyle w:val="a7"/>
+        <w:numPr>
+          <w:ilvl w:val="0"/>
+          <w:numId w:val="6"/>
+        </w:numPr>
+        <w:spacing w:after="80" w:line="276" w:lineRule="auto"/>
+        <w:contextualSpacing w:val="0"/>
+      </w:pPr>
+      <w:r>
+        <w:t>Каково соотношение акривии и икономии в каноническом праве? Приведите примеры из изученных правил.</w:t>
+      </w:r>
+    </w:p>
+    <w:p>
+      <w:pPr>
+        <w:pStyle w:val="a7"/>
+        <w:numPr>
+          <w:ilvl w:val="0"/>
+          <w:numId w:val="6"/>
+        </w:numPr>
+        <w:spacing w:after="80" w:line="276" w:lineRule="auto"/>
+        <w:contextualSpacing w:val="0"/>
+      </w:pPr>
+      <w:r>
+        <w:t>Применимы ли каноны о покаянной дисциплине (многолетние епитимии) в современной церковной практике?</w:t>
+      </w:r>
+    </w:p>
+    <w:p>
+      <w:pPr>
+        <w:pStyle w:val="1"/>
+      </w:pPr>
+      <w:r>
+        <w:t>Рекомендуемая литература</w:t>
+      </w:r>
+    </w:p>
+    <w:p>
+      <w:pPr>
+        <w:pStyle w:val="a7"/>
+        <w:numPr>
+          <w:ilvl w:val="0"/>
+          <w:numId w:val="7"/>
+        </w:numPr>
+        <w:spacing w:after="80" w:line="276" w:lineRule="auto"/>
+        <w:contextualSpacing w:val="0"/>
+      </w:pPr>
+      <w:r>
+        <w:t xml:space="preserve">Каноны с толкованиями: </w:t>
+      </w:r>
+      <w:hyperlink r:id="rId7" w:history="1">
+        <w:r>
+          <w:rPr>
+            <w:rStyle w:val="ac"/>
+          </w:rPr>
+          <w:t>https://azbyka.ru/pravo/</w:t>
+        </w:r>
+      </w:hyperlink>
+      <w:r>
+        <w:t xml:space="preserve"> (файл с книжным вариантом канонов доступен для скачивания в разделе «Библиотека» курса LMS).</w:t>
+      </w:r>
+    </w:p>
+    <w:p>
+      <w:pPr>
+        <w:pStyle w:val="a7"/>
+        <w:numPr>
+          <w:ilvl w:val="0"/>
+          <w:numId w:val="7"/>
+        </w:numPr>
+        <w:spacing w:after="80" w:line="276" w:lineRule="auto"/>
+        <w:contextualSpacing w:val="0"/>
+      </w:pPr>
+      <w:r>
+        <w:t xml:space="preserve">Никодим (Милош), </w:t>
+      </w:r>
+      <w:proofErr w:type="spellStart"/>
+      <w:r>
+        <w:t>еп</w:t>
+      </w:r>
+      <w:proofErr w:type="spellEnd"/>
+      <w:r>
+        <w:t>. Правила Православной Церкви с толкованиями. Т. 1–2. СПб., 1911–1912 (репринт).</w:t>
+      </w:r>
+    </w:p>
+    <w:p>
+      <w:pPr>
+        <w:pStyle w:val="a7"/>
+        <w:numPr>
+          <w:ilvl w:val="0"/>
+          <w:numId w:val="7"/>
+        </w:numPr>
+        <w:spacing w:after="80" w:line="276" w:lineRule="auto"/>
+        <w:contextualSpacing w:val="0"/>
+      </w:pPr>
+      <w:r>
+        <w:t xml:space="preserve">Цыпин В., </w:t>
+      </w:r>
+      <w:proofErr w:type="spellStart"/>
+      <w:r>
+        <w:t>прот</w:t>
+      </w:r>
+      <w:proofErr w:type="spellEnd"/>
+      <w:r>
+        <w:t>. Каноническое право. М.: Изд-во Сретенского монастыря, 2009 (файл доступен для скачивания в разделе «Библиотека» курса LMS).</w:t>
+      </w:r>
     </w:p>
     <w:sectPr>
+      <w:headerReference w:type="default" r:id="rId8"/>
       <w:pgSz w:w="11906" w:h="16838"/>
-      <w:pgMar w:top="1134" w:right="850" w:bottom="1134" w:left="1701" w:header="708" w:footer="708" w:gutter="0"/>
-      <w:cols w:space="708"/>
+      <w:pgMar w:top="1440" w:right="1440" w:bottom="1440" w:left="1440" w:header="708" w:footer="708" w:gutter="0"/>
+      <w:cols w:space="720"/>
       <w:docGrid w:linePitch="360"/>
     </w:sectPr>
   </w:body>
 </w:document>
+</file>
+
+<file path=word/endnotes.xml><?xml version="1.0" encoding="utf-8"?>
+<w:endnotes xmlns:wpc="http://schemas.microsoft.com/office/word/2010/wordprocessingCanvas" xmlns:cx="http://schemas.microsoft.com/office/drawing/2014/chartex" xmlns:cx1="http://schemas.microsoft.com/office/drawing/2015/9/8/chartex" xmlns:cx2="http://schemas.microsoft.com/office/drawing/2015/10/21/chartex" xmlns:cx3="http://schemas.microsoft.com/office/drawing/2016/5/9/chartex" xmlns:cx4="http://schemas.microsoft.com/office/drawing/2016/5/10/chartex" xmlns:cx5="http://schemas.microsoft.com/office/drawing/2016/5/11/chartex" xmlns:cx6="http://schemas.microsoft.com/office/drawing/2016/5/12/chartex" xmlns:cx7="http://schemas.microsoft.com/office/drawing/2016/5/13/chartex" xmlns:cx8="http://schemas.microsoft.com/office/drawing/2016/5/14/chartex" xmlns:mc="http://schemas.openxmlformats.org/markup-compatibility/2006" xmlns:aink="http://schemas.microsoft.com/office/drawing/2016/ink" xmlns:am3d="http://schemas.microsoft.com/office/drawing/2017/model3d" xmlns:o="urn:schemas-microsoft-com:office:office" xmlns:oel="http://schemas.microsoft.com/office/2019/extlst" xmlns:r="http://schemas.openxmlformats.org/officeDocument/2006/relationships" xmlns:m="http://schemas.openxmlformats.org/officeDocument/2006/math" xmlns:v="urn:schemas-microsoft-com:vml" xmlns:wp14="http://schemas.microsoft.com/office/word/2010/wordprocessingDrawing" xmlns:wp="http://schemas.openxmlformats.org/drawingml/2006/wordprocessingDrawing" xmlns:w10="urn:schemas-microsoft-com:office:word" xmlns:w="http://schemas.openxmlformats.org/wordprocessingml/2006/main" xmlns:w14="http://schemas.microsoft.com/office/word/2010/wordml" xmlns:w15="http://schemas.microsoft.com/office/word/2012/wordml" xmlns:w16cex="http://schemas.microsoft.com/office/word/2018/wordml/cex" xmlns:w16cid="http://schemas.microsoft.com/office/word/2016/wordml/cid" xmlns:w16="http://schemas.microsoft.com/office/word/2018/wordml" xmlns:w16du="http://schemas.microsoft.com/office/word/2023/wordml/word16du" xmlns:w16sdtdh="http://schemas.microsoft.com/office/word/2020/wordml/sdtdatahash" xmlns:w16sdtfl="http://schemas.microsoft.com/office/word/2024/wordml/sdtformatlock" xmlns:w16se="http://schemas.microsoft.com/office/word/2015/wordml/symex" xmlns:wpg="http://schemas.microsoft.com/office/word/2010/wordprocessingGroup" xmlns:wpi="http://schemas.microsoft.com/office/word/2010/wordprocessingInk" xmlns:wne="http://schemas.microsoft.com/office/word/2006/wordml" xmlns:wps="http://schemas.microsoft.com/office/word/2010/wordprocessingShape" mc:Ignorable="w14 w15 w16se w16cid w16 w16cex w16sdtdh w16sdtfl w16du wp14">
+  <w:endnote w:type="separator" w:id="-1">
+    <w:p>
+      <w:r>
+        <w:separator/>
+      </w:r>
+    </w:p>
+  </w:endnote>
+  <w:endnote w:type="continuationSeparator" w:id="0">
+    <w:p>
+      <w:r>
+        <w:continuationSeparator/>
+      </w:r>
+    </w:p>
+  </w:endnote>
+</w:endnotes>
+</file>
+
+<file path=word/footnotes.xml><?xml version="1.0" encoding="utf-8"?>
+<w:footnotes xmlns:wpc="http://schemas.microsoft.com/office/word/2010/wordprocessingCanvas" xmlns:cx="http://schemas.microsoft.com/office/drawing/2014/chartex" xmlns:cx1="http://schemas.microsoft.com/office/drawing/2015/9/8/chartex" xmlns:cx2="http://schemas.microsoft.com/office/drawing/2015/10/21/chartex" xmlns:cx3="http://schemas.microsoft.com/office/drawing/2016/5/9/chartex" xmlns:cx4="http://schemas.microsoft.com/office/drawing/2016/5/10/chartex" xmlns:cx5="http://schemas.microsoft.com/office/drawing/2016/5/11/chartex" xmlns:cx6="http://schemas.microsoft.com/office/drawing/2016/5/12/chartex" xmlns:cx7="http://schemas.microsoft.com/office/drawing/2016/5/13/chartex" xmlns:cx8="http://schemas.microsoft.com/office/drawing/2016/5/14/chartex" xmlns:mc="http://schemas.openxmlformats.org/markup-compatibility/2006" xmlns:aink="http://schemas.microsoft.com/office/drawing/2016/ink" xmlns:am3d="http://schemas.microsoft.com/office/drawing/2017/model3d" xmlns:o="urn:schemas-microsoft-com:office:office" xmlns:oel="http://schemas.microsoft.com/office/2019/extlst" xmlns:r="http://schemas.openxmlformats.org/officeDocument/2006/relationships" xmlns:m="http://schemas.openxmlformats.org/officeDocument/2006/math" xmlns:v="urn:schemas-microsoft-com:vml" xmlns:wp14="http://schemas.microsoft.com/office/word/2010/wordprocessingDrawing" xmlns:wp="http://schemas.openxmlformats.org/drawingml/2006/wordprocessingDrawing" xmlns:w10="urn:schemas-microsoft-com:office:word" xmlns:w="http://schemas.openxmlformats.org/wordprocessingml/2006/main" xmlns:w14="http://schemas.microsoft.com/office/word/2010/wordml" xmlns:w15="http://schemas.microsoft.com/office/word/2012/wordml" xmlns:w16cex="http://schemas.microsoft.com/office/word/2018/wordml/cex" xmlns:w16cid="http://schemas.microsoft.com/office/word/2016/wordml/cid" xmlns:w16="http://schemas.microsoft.com/office/word/2018/wordml" xmlns:w16du="http://schemas.microsoft.com/office/word/2023/wordml/word16du" xmlns:w16sdtdh="http://schemas.microsoft.com/office/word/2020/wordml/sdtdatahash" xmlns:w16sdtfl="http://schemas.microsoft.com/office/word/2024/wordml/sdtformatlock" xmlns:w16se="http://schemas.microsoft.com/office/word/2015/wordml/symex" xmlns:wpg="http://schemas.microsoft.com/office/word/2010/wordprocessingGroup" xmlns:wpi="http://schemas.microsoft.com/office/word/2010/wordprocessingInk" xmlns:wne="http://schemas.microsoft.com/office/word/2006/wordml" xmlns:wps="http://schemas.microsoft.com/office/word/2010/wordprocessingShape" mc:Ignorable="w14 w15 w16se w16cid w16 w16cex w16sdtdh w16sdtfl w16du wp14">
+  <w:footnote w:type="separator" w:id="-1">
+    <w:p>
+      <w:r>
+        <w:separator/>
+      </w:r>
+    </w:p>
+  </w:footnote>
+  <w:footnote w:type="continuationSeparator" w:id="0">
+    <w:p>
+      <w:r>
+        <w:continuationSeparator/>
+      </w:r>
+    </w:p>
+  </w:footnote>
+</w:footnotes>
+</file>
+
+<file path=word/header1.xml><?xml version="1.0" encoding="utf-8"?>
+<w:hdr xmlns:wpc="http://schemas.microsoft.com/office/word/2010/wordprocessingCanvas" xmlns:cx="http://schemas.microsoft.com/office/drawing/2014/chartex" xmlns:cx1="http://schemas.microsoft.com/office/drawing/2015/9/8/chartex" xmlns:cx2="http://schemas.microsoft.com/office/drawing/2015/10/21/chartex" xmlns:cx3="http://schemas.microsoft.com/office/drawing/2016/5/9/chartex" xmlns:cx4="http://schemas.microsoft.com/office/drawing/2016/5/10/chartex" xmlns:cx5="http://schemas.microsoft.com/office/drawing/2016/5/11/chartex" xmlns:cx6="http://schemas.microsoft.com/office/drawing/2016/5/12/chartex" xmlns:cx7="http://schemas.microsoft.com/office/drawing/2016/5/13/chartex" xmlns:cx8="http://schemas.microsoft.com/office/drawing/2016/5/14/chartex" xmlns:mc="http://schemas.openxmlformats.org/markup-compatibility/2006" xmlns:aink="http://schemas.microsoft.com/office/drawing/2016/ink" xmlns:am3d="http://schemas.microsoft.com/office/drawing/2017/model3d" xmlns:o="urn:schemas-microsoft-com:office:office" xmlns:oel="http://schemas.microsoft.com/office/2019/extlst" xmlns:r="http://schemas.openxmlformats.org/officeDocument/2006/relationships" xmlns:m="http://schemas.openxmlformats.org/officeDocument/2006/math" xmlns:v="urn:schemas-microsoft-com:vml" xmlns:wp14="http://schemas.microsoft.com/office/word/2010/wordprocessingDrawing" xmlns:wp="http://schemas.openxmlformats.org/drawingml/2006/wordprocessingDrawing" xmlns:w10="urn:schemas-microsoft-com:office:word" xmlns:w="http://schemas.openxmlformats.org/wordprocessingml/2006/main" xmlns:w14="http://schemas.microsoft.com/office/word/2010/wordml" xmlns:w15="http://schemas.microsoft.com/office/word/2012/wordml" xmlns:w16cex="http://schemas.microsoft.com/office/word/2018/wordml/cex" xmlns:w16cid="http://schemas.microsoft.com/office/word/2016/wordml/cid" xmlns:w16="http://schemas.microsoft.com/office/word/2018/wordml" xmlns:w16du="http://schemas.microsoft.com/office/word/2023/wordml/word16du" xmlns:w16sdtdh="http://schemas.microsoft.com/office/word/2020/wordml/sdtdatahash" xmlns:w16sdtfl="http://schemas.microsoft.com/office/word/2024/wordml/sdtformatlock" xmlns:w16se="http://schemas.microsoft.com/office/word/2015/wordml/symex" xmlns:wpg="http://schemas.microsoft.com/office/word/2010/wordprocessingGroup" xmlns:wpi="http://schemas.microsoft.com/office/word/2010/wordprocessingInk" xmlns:wne="http://schemas.microsoft.com/office/word/2006/wordml" xmlns:wps="http://schemas.microsoft.com/office/word/2010/wordprocessingShape" mc:Ignorable="w14 w15 w16se w16cid w16 w16cex w16sdtdh w16sdtfl w16du wp14">
+  <w:p>
+    <w:pPr>
+      <w:ind w:right="480"/>
+    </w:pPr>
+  </w:p>
+</w:hdr>
+</file>
+
+<file path=word/numbering.xml><?xml version="1.0" encoding="utf-8"?>
+<w:numbering xmlns:wpc="http://schemas.microsoft.com/office/word/2010/wordprocessingCanvas" xmlns:cx="http://schemas.microsoft.com/office/drawing/2014/chartex" xmlns:cx1="http://schemas.microsoft.com/office/drawing/2015/9/8/chartex" xmlns:cx2="http://schemas.microsoft.com/office/drawing/2015/10/21/chartex" xmlns:cx3="http://schemas.microsoft.com/office/drawing/2016/5/9/chartex" xmlns:cx4="http://schemas.microsoft.com/office/drawing/2016/5/10/chartex" xmlns:cx5="http://schemas.microsoft.com/office/drawing/2016/5/11/chartex" xmlns:cx6="http://schemas.microsoft.com/office/drawing/2016/5/12/chartex" xmlns:cx7="http://schemas.microsoft.com/office/drawing/2016/5/13/chartex" xmlns:cx8="http://schemas.microsoft.com/office/drawing/2016/5/14/chartex" xmlns:mc="http://schemas.openxmlformats.org/markup-compatibility/2006" xmlns:aink="http://schemas.microsoft.com/office/drawing/2016/ink" xmlns:am3d="http://schemas.microsoft.com/office/drawing/2017/model3d" xmlns:o="urn:schemas-microsoft-com:office:office" xmlns:oel="http://schemas.microsoft.com/office/2019/extlst" xmlns:r="http://schemas.openxmlformats.org/officeDocument/2006/relationships" xmlns:m="http://schemas.openxmlformats.org/officeDocument/2006/math" xmlns:v="urn:schemas-microsoft-com:vml" xmlns:wp14="http://schemas.microsoft.com/office/word/2010/wordprocessingDrawing" xmlns:wp="http://schemas.openxmlformats.org/drawingml/2006/wordprocessingDrawing" xmlns:w10="urn:schemas-microsoft-com:office:word" xmlns:w="http://schemas.openxmlformats.org/wordprocessingml/2006/main" xmlns:w14="http://schemas.microsoft.com/office/word/2010/wordml" xmlns:w15="http://schemas.microsoft.com/office/word/2012/wordml" xmlns:w16cex="http://schemas.microsoft.com/office/word/2018/wordml/cex" xmlns:w16cid="http://schemas.microsoft.com/office/word/2016/wordml/cid" xmlns:w16="http://schemas.microsoft.com/office/word/2018/wordml" xmlns:w16du="http://schemas.microsoft.com/office/word/2023/wordml/word16du" xmlns:w16sdtdh="http://schemas.microsoft.com/office/word/2020/wordml/sdtdatahash" xmlns:w16sdtfl="http://schemas.microsoft.com/office/word/2024/wordml/sdtformatlock" xmlns:w16se="http://schemas.microsoft.com/office/word/2015/wordml/symex" xmlns:wpg="http://schemas.microsoft.com/office/word/2010/wordprocessingGroup" xmlns:wpi="http://schemas.microsoft.com/office/word/2010/wordprocessingInk" xmlns:wne="http://schemas.microsoft.com/office/word/2006/wordml" xmlns:wps="http://schemas.microsoft.com/office/word/2010/wordprocessingShape" mc:Ignorable="w14 w15 w16se w16cid w16 w16cex w16sdtdh w16sdtfl w16du wp14">
+  <w:abstractNum w:abstractNumId="0" w15:restartNumberingAfterBreak="0">
+    <w:nsid w:val="3A4946D3"/>
+    <w:multiLevelType w:val="hybridMultilevel"/>
+    <w:tmpl w:val="9642F0DE"/>
+    <w:lvl w:ilvl="0" w:tplc="FC5C2248">
+      <w:start w:val="1"/>
+      <w:numFmt w:val="decimal"/>
+      <w:lvlText w:val="%1."/>
+      <w:lvlJc w:val="left"/>
+      <w:pPr>
+        <w:ind w:left="720" w:hanging="360"/>
+      </w:pPr>
+    </w:lvl>
+    <w:lvl w:ilvl="1" w:tplc="91DABADA">
+      <w:numFmt w:val="decimal"/>
+      <w:lvlText w:val=""/>
+      <w:lvlJc w:val="left"/>
+    </w:lvl>
+    <w:lvl w:ilvl="2" w:tplc="F402860A">
+      <w:numFmt w:val="decimal"/>
+      <w:lvlText w:val=""/>
+      <w:lvlJc w:val="left"/>
+    </w:lvl>
+    <w:lvl w:ilvl="3" w:tplc="994A47E0">
+      <w:numFmt w:val="decimal"/>
+      <w:lvlText w:val=""/>
+      <w:lvlJc w:val="left"/>
+    </w:lvl>
+    <w:lvl w:ilvl="4" w:tplc="AF140E72">
+      <w:numFmt w:val="decimal"/>
+      <w:lvlText w:val=""/>
+      <w:lvlJc w:val="left"/>
+    </w:lvl>
+    <w:lvl w:ilvl="5" w:tplc="94B8F8F4">
+      <w:numFmt w:val="decimal"/>
+      <w:lvlText w:val=""/>
+      <w:lvlJc w:val="left"/>
+    </w:lvl>
+    <w:lvl w:ilvl="6" w:tplc="3F64364C">
+      <w:numFmt w:val="decimal"/>
+      <w:lvlText w:val=""/>
+      <w:lvlJc w:val="left"/>
+    </w:lvl>
+    <w:lvl w:ilvl="7" w:tplc="64A45E1A">
+      <w:numFmt w:val="decimal"/>
+      <w:lvlText w:val=""/>
+      <w:lvlJc w:val="left"/>
+    </w:lvl>
+    <w:lvl w:ilvl="8" w:tplc="95209010">
+      <w:numFmt w:val="decimal"/>
+      <w:lvlText w:val=""/>
+      <w:lvlJc w:val="left"/>
+    </w:lvl>
+  </w:abstractNum>
+  <w:abstractNum w:abstractNumId="1" w15:restartNumberingAfterBreak="0">
+    <w:nsid w:val="4B6A6D7A"/>
+    <w:multiLevelType w:val="hybridMultilevel"/>
+    <w:tmpl w:val="40AEAE26"/>
+    <w:lvl w:ilvl="0" w:tplc="6FF688EA">
+      <w:start w:val="1"/>
+      <w:numFmt w:val="decimal"/>
+      <w:lvlText w:val="%1."/>
+      <w:lvlJc w:val="left"/>
+      <w:pPr>
+        <w:ind w:left="720" w:hanging="360"/>
+      </w:pPr>
+    </w:lvl>
+    <w:lvl w:ilvl="1" w:tplc="0248D374">
+      <w:numFmt w:val="decimal"/>
+      <w:lvlText w:val=""/>
+      <w:lvlJc w:val="left"/>
+    </w:lvl>
+    <w:lvl w:ilvl="2" w:tplc="9D34767C">
+      <w:numFmt w:val="decimal"/>
+      <w:lvlText w:val=""/>
+      <w:lvlJc w:val="left"/>
+    </w:lvl>
+    <w:lvl w:ilvl="3" w:tplc="D30E74A0">
+      <w:numFmt w:val="decimal"/>
+      <w:lvlText w:val=""/>
+      <w:lvlJc w:val="left"/>
+    </w:lvl>
+    <w:lvl w:ilvl="4" w:tplc="7CDC7896">
+      <w:numFmt w:val="decimal"/>
+      <w:lvlText w:val=""/>
+      <w:lvlJc w:val="left"/>
+    </w:lvl>
+    <w:lvl w:ilvl="5" w:tplc="996EB260">
+      <w:numFmt w:val="decimal"/>
+      <w:lvlText w:val=""/>
+      <w:lvlJc w:val="left"/>
+    </w:lvl>
+    <w:lvl w:ilvl="6" w:tplc="82488A32">
+      <w:numFmt w:val="decimal"/>
+      <w:lvlText w:val=""/>
+      <w:lvlJc w:val="left"/>
+    </w:lvl>
+    <w:lvl w:ilvl="7" w:tplc="3BE0753A">
+      <w:numFmt w:val="decimal"/>
+      <w:lvlText w:val=""/>
+      <w:lvlJc w:val="left"/>
+    </w:lvl>
+    <w:lvl w:ilvl="8" w:tplc="ADAE93D6">
+      <w:numFmt w:val="decimal"/>
+      <w:lvlText w:val=""/>
+      <w:lvlJc w:val="left"/>
+    </w:lvl>
+  </w:abstractNum>
+  <w:abstractNum w:abstractNumId="2" w15:restartNumberingAfterBreak="0">
+    <w:nsid w:val="4D7A771C"/>
+    <w:multiLevelType w:val="hybridMultilevel"/>
+    <w:tmpl w:val="7AEADBD2"/>
+    <w:lvl w:ilvl="0" w:tplc="B052E338">
+      <w:start w:val="1"/>
+      <w:numFmt w:val="decimal"/>
+      <w:lvlText w:val="%1."/>
+      <w:lvlJc w:val="left"/>
+      <w:pPr>
+        <w:ind w:left="720" w:hanging="360"/>
+      </w:pPr>
+    </w:lvl>
+    <w:lvl w:ilvl="1" w:tplc="735C0164">
+      <w:numFmt w:val="decimal"/>
+      <w:lvlText w:val=""/>
+      <w:lvlJc w:val="left"/>
+    </w:lvl>
+    <w:lvl w:ilvl="2" w:tplc="B6E06046">
+      <w:numFmt w:val="decimal"/>
+      <w:lvlText w:val=""/>
+      <w:lvlJc w:val="left"/>
+    </w:lvl>
+    <w:lvl w:ilvl="3" w:tplc="EDAC83B4">
+      <w:numFmt w:val="decimal"/>
+      <w:lvlText w:val=""/>
+      <w:lvlJc w:val="left"/>
+    </w:lvl>
+    <w:lvl w:ilvl="4" w:tplc="1B02995E">
+      <w:numFmt w:val="decimal"/>
+      <w:lvlText w:val=""/>
+      <w:lvlJc w:val="left"/>
+    </w:lvl>
+    <w:lvl w:ilvl="5" w:tplc="4F6C6A72">
+      <w:numFmt w:val="decimal"/>
+      <w:lvlText w:val=""/>
+      <w:lvlJc w:val="left"/>
+    </w:lvl>
+    <w:lvl w:ilvl="6" w:tplc="0956929C">
+      <w:numFmt w:val="decimal"/>
+      <w:lvlText w:val=""/>
+      <w:lvlJc w:val="left"/>
+    </w:lvl>
+    <w:lvl w:ilvl="7" w:tplc="FFF64B20">
+      <w:numFmt w:val="decimal"/>
+      <w:lvlText w:val=""/>
+      <w:lvlJc w:val="left"/>
+    </w:lvl>
+    <w:lvl w:ilvl="8" w:tplc="9FFC24AE">
+      <w:numFmt w:val="decimal"/>
+      <w:lvlText w:val=""/>
+      <w:lvlJc w:val="left"/>
+    </w:lvl>
+  </w:abstractNum>
+  <w:abstractNum w:abstractNumId="3" w15:restartNumberingAfterBreak="0">
+    <w:nsid w:val="543C51CE"/>
+    <w:multiLevelType w:val="hybridMultilevel"/>
+    <w:tmpl w:val="3A0C6982"/>
+    <w:lvl w:ilvl="0" w:tplc="23781DD2">
+      <w:start w:val="1"/>
+      <w:numFmt w:val="decimal"/>
+      <w:lvlText w:val="%1."/>
+      <w:lvlJc w:val="left"/>
+      <w:pPr>
+        <w:ind w:left="720" w:hanging="360"/>
+      </w:pPr>
+    </w:lvl>
+    <w:lvl w:ilvl="1" w:tplc="62BC2BEE">
+      <w:numFmt w:val="decimal"/>
+      <w:lvlText w:val=""/>
+      <w:lvlJc w:val="left"/>
+    </w:lvl>
+    <w:lvl w:ilvl="2" w:tplc="D3AE515C">
+      <w:numFmt w:val="decimal"/>
+      <w:lvlText w:val=""/>
+      <w:lvlJc w:val="left"/>
+    </w:lvl>
+    <w:lvl w:ilvl="3" w:tplc="A710A56E">
+      <w:numFmt w:val="decimal"/>
+      <w:lvlText w:val=""/>
+      <w:lvlJc w:val="left"/>
+    </w:lvl>
+    <w:lvl w:ilvl="4" w:tplc="1480F2FC">
+      <w:numFmt w:val="decimal"/>
+      <w:lvlText w:val=""/>
+      <w:lvlJc w:val="left"/>
+    </w:lvl>
+    <w:lvl w:ilvl="5" w:tplc="3900FD9E">
+      <w:numFmt w:val="decimal"/>
+      <w:lvlText w:val=""/>
+      <w:lvlJc w:val="left"/>
+    </w:lvl>
+    <w:lvl w:ilvl="6" w:tplc="1EC6FA22">
+      <w:numFmt w:val="decimal"/>
+      <w:lvlText w:val=""/>
+      <w:lvlJc w:val="left"/>
+    </w:lvl>
+    <w:lvl w:ilvl="7" w:tplc="78FCE336">
+      <w:numFmt w:val="decimal"/>
+      <w:lvlText w:val=""/>
+      <w:lvlJc w:val="left"/>
+    </w:lvl>
+    <w:lvl w:ilvl="8" w:tplc="4526126C">
+      <w:numFmt w:val="decimal"/>
+      <w:lvlText w:val=""/>
+      <w:lvlJc w:val="left"/>
+    </w:lvl>
+  </w:abstractNum>
+  <w:abstractNum w:abstractNumId="4" w15:restartNumberingAfterBreak="0">
+    <w:nsid w:val="5499339C"/>
+    <w:multiLevelType w:val="hybridMultilevel"/>
+    <w:tmpl w:val="3F8659E6"/>
+    <w:lvl w:ilvl="0" w:tplc="24E48038">
+      <w:start w:val="1"/>
+      <w:numFmt w:val="decimal"/>
+      <w:lvlText w:val="%1."/>
+      <w:lvlJc w:val="left"/>
+      <w:pPr>
+        <w:ind w:left="720" w:hanging="360"/>
+      </w:pPr>
+    </w:lvl>
+    <w:lvl w:ilvl="1" w:tplc="4E06C9AE">
+      <w:numFmt w:val="decimal"/>
+      <w:lvlText w:val=""/>
+      <w:lvlJc w:val="left"/>
+    </w:lvl>
+    <w:lvl w:ilvl="2" w:tplc="9B14B840">
+      <w:numFmt w:val="decimal"/>
+      <w:lvlText w:val=""/>
+      <w:lvlJc w:val="left"/>
+    </w:lvl>
+    <w:lvl w:ilvl="3" w:tplc="ED825C72">
+      <w:numFmt w:val="decimal"/>
+      <w:lvlText w:val=""/>
+      <w:lvlJc w:val="left"/>
+    </w:lvl>
+    <w:lvl w:ilvl="4" w:tplc="FD2C3DC6">
+      <w:numFmt w:val="decimal"/>
+      <w:lvlText w:val=""/>
+      <w:lvlJc w:val="left"/>
+    </w:lvl>
+    <w:lvl w:ilvl="5" w:tplc="60169520">
+      <w:numFmt w:val="decimal"/>
+      <w:lvlText w:val=""/>
+      <w:lvlJc w:val="left"/>
+    </w:lvl>
+    <w:lvl w:ilvl="6" w:tplc="6064576A">
+      <w:numFmt w:val="decimal"/>
+      <w:lvlText w:val=""/>
+      <w:lvlJc w:val="left"/>
+    </w:lvl>
+    <w:lvl w:ilvl="7" w:tplc="EF70399C">
+      <w:numFmt w:val="decimal"/>
+      <w:lvlText w:val=""/>
+      <w:lvlJc w:val="left"/>
+    </w:lvl>
+    <w:lvl w:ilvl="8" w:tplc="6706B714">
+      <w:numFmt w:val="decimal"/>
+      <w:lvlText w:val=""/>
+      <w:lvlJc w:val="left"/>
+    </w:lvl>
+  </w:abstractNum>
+  <w:abstractNum w:abstractNumId="5" w15:restartNumberingAfterBreak="0">
+    <w:nsid w:val="66FD3B45"/>
+    <w:multiLevelType w:val="hybridMultilevel"/>
+    <w:tmpl w:val="F2625E50"/>
+    <w:lvl w:ilvl="0" w:tplc="AD3675A0">
+      <w:start w:val="1"/>
+      <w:numFmt w:val="decimal"/>
+      <w:lvlText w:val="%1."/>
+      <w:lvlJc w:val="left"/>
+      <w:pPr>
+        <w:ind w:left="720" w:hanging="360"/>
+      </w:pPr>
+    </w:lvl>
+    <w:lvl w:ilvl="1" w:tplc="1746193C">
+      <w:numFmt w:val="decimal"/>
+      <w:lvlText w:val=""/>
+      <w:lvlJc w:val="left"/>
+    </w:lvl>
+    <w:lvl w:ilvl="2" w:tplc="8F903324">
+      <w:numFmt w:val="decimal"/>
+      <w:lvlText w:val=""/>
+      <w:lvlJc w:val="left"/>
+    </w:lvl>
+    <w:lvl w:ilvl="3" w:tplc="4F34D6A2">
+      <w:numFmt w:val="decimal"/>
+      <w:lvlText w:val=""/>
+      <w:lvlJc w:val="left"/>
+    </w:lvl>
+    <w:lvl w:ilvl="4" w:tplc="81BA1F5C">
+      <w:numFmt w:val="decimal"/>
+      <w:lvlText w:val=""/>
+      <w:lvlJc w:val="left"/>
+    </w:lvl>
+    <w:lvl w:ilvl="5" w:tplc="6DF607F2">
+      <w:numFmt w:val="decimal"/>
+      <w:lvlText w:val=""/>
+      <w:lvlJc w:val="left"/>
+    </w:lvl>
+    <w:lvl w:ilvl="6" w:tplc="49C2EB48">
+      <w:numFmt w:val="decimal"/>
+      <w:lvlText w:val=""/>
+      <w:lvlJc w:val="left"/>
+    </w:lvl>
+    <w:lvl w:ilvl="7" w:tplc="D526BA2E">
+      <w:numFmt w:val="decimal"/>
+      <w:lvlText w:val=""/>
+      <w:lvlJc w:val="left"/>
+    </w:lvl>
+    <w:lvl w:ilvl="8" w:tplc="06986F5E">
+      <w:numFmt w:val="decimal"/>
+      <w:lvlText w:val=""/>
+      <w:lvlJc w:val="left"/>
+    </w:lvl>
+  </w:abstractNum>
+  <w:abstractNum w:abstractNumId="6" w15:restartNumberingAfterBreak="0">
+    <w:nsid w:val="7B886FE1"/>
+    <w:multiLevelType w:val="hybridMultilevel"/>
+    <w:tmpl w:val="CF1E6DDA"/>
+    <w:lvl w:ilvl="0" w:tplc="B5481270">
+      <w:start w:val="1"/>
+      <w:numFmt w:val="decimal"/>
+      <w:lvlText w:val="%1."/>
+      <w:lvlJc w:val="left"/>
+      <w:pPr>
+        <w:ind w:left="720" w:hanging="360"/>
+      </w:pPr>
+    </w:lvl>
+    <w:lvl w:ilvl="1" w:tplc="A73E80CE">
+      <w:numFmt w:val="decimal"/>
+      <w:lvlText w:val=""/>
+      <w:lvlJc w:val="left"/>
+    </w:lvl>
+    <w:lvl w:ilvl="2" w:tplc="FFB68D38">
+      <w:numFmt w:val="decimal"/>
+      <w:lvlText w:val=""/>
+      <w:lvlJc w:val="left"/>
+    </w:lvl>
+    <w:lvl w:ilvl="3" w:tplc="39E2062A">
+      <w:numFmt w:val="decimal"/>
+      <w:lvlText w:val=""/>
+      <w:lvlJc w:val="left"/>
+    </w:lvl>
+    <w:lvl w:ilvl="4" w:tplc="FB5EF4F4">
+      <w:numFmt w:val="decimal"/>
+      <w:lvlText w:val=""/>
+      <w:lvlJc w:val="left"/>
+    </w:lvl>
+    <w:lvl w:ilvl="5" w:tplc="D76A8648">
+      <w:numFmt w:val="decimal"/>
+      <w:lvlText w:val=""/>
+      <w:lvlJc w:val="left"/>
+    </w:lvl>
+    <w:lvl w:ilvl="6" w:tplc="1A50C7AE">
+      <w:numFmt w:val="decimal"/>
+      <w:lvlText w:val=""/>
+      <w:lvlJc w:val="left"/>
+    </w:lvl>
+    <w:lvl w:ilvl="7" w:tplc="D524758E">
+      <w:numFmt w:val="decimal"/>
+      <w:lvlText w:val=""/>
+      <w:lvlJc w:val="left"/>
+    </w:lvl>
+    <w:lvl w:ilvl="8" w:tplc="2AAC4CCA">
+      <w:numFmt w:val="decimal"/>
+      <w:lvlText w:val=""/>
+      <w:lvlJc w:val="left"/>
+    </w:lvl>
+  </w:abstractNum>
+  <w:num w:numId="1" w16cid:durableId="364017052">
+    <w:abstractNumId w:val="2"/>
+    <w:lvlOverride w:ilvl="0">
+      <w:startOverride w:val="1"/>
+    </w:lvlOverride>
+  </w:num>
+  <w:num w:numId="2" w16cid:durableId="1942759140">
+    <w:abstractNumId w:val="3"/>
+    <w:lvlOverride w:ilvl="0">
+      <w:startOverride w:val="1"/>
+    </w:lvlOverride>
+  </w:num>
+  <w:num w:numId="3" w16cid:durableId="1259371192">
+    <w:abstractNumId w:val="4"/>
+    <w:lvlOverride w:ilvl="0">
+      <w:startOverride w:val="1"/>
+    </w:lvlOverride>
+  </w:num>
+  <w:num w:numId="4" w16cid:durableId="323315929">
+    <w:abstractNumId w:val="6"/>
+    <w:lvlOverride w:ilvl="0">
+      <w:startOverride w:val="1"/>
+    </w:lvlOverride>
+  </w:num>
+  <w:num w:numId="5" w16cid:durableId="1079791931">
+    <w:abstractNumId w:val="5"/>
+    <w:lvlOverride w:ilvl="0">
+      <w:startOverride w:val="1"/>
+    </w:lvlOverride>
+  </w:num>
+  <w:num w:numId="6" w16cid:durableId="833490801">
+    <w:abstractNumId w:val="0"/>
+    <w:lvlOverride w:ilvl="0">
+      <w:startOverride w:val="1"/>
+    </w:lvlOverride>
+  </w:num>
+  <w:num w:numId="7" w16cid:durableId="1954288189">
+    <w:abstractNumId w:val="1"/>
+    <w:lvlOverride w:ilvl="0">
+      <w:startOverride w:val="1"/>
+    </w:lvlOverride>
+  </w:num>
+</w:numbering>
 </file>
 
 <file path=word/styles.xml><?xml version="1.0" encoding="utf-8"?>
@@ -238,7 +1062,7 @@
     <w:lsdException w:name="Medium Shading 2 Accent 1" w:uiPriority="64"/>
     <w:lsdException w:name="Medium List 1 Accent 1" w:uiPriority="65"/>
     <w:lsdException w:name="Revision" w:semiHidden="1"/>
-    <w:lsdException w:name="List Paragraph" w:uiPriority="34" w:qFormat="1"/>
+    <w:lsdException w:name="List Paragraph" w:uiPriority="0" w:qFormat="1"/>
     <w:lsdException w:name="Quote" w:uiPriority="29" w:qFormat="1"/>
     <w:lsdException w:name="Intense Quote" w:uiPriority="30" w:qFormat="1"/>
     <w:lsdException w:name="Medium List 2 Accent 1" w:uiPriority="66"/>
@@ -439,6 +1263,15 @@
   <w:style w:type="paragraph" w:default="1" w:styleId="a">
     <w:name w:val="Normal"/>
     <w:qFormat/>
+    <w:rsid w:val="00736A22"/>
+    <w:pPr>
+      <w:spacing w:after="0" w:line="240" w:lineRule="auto"/>
+    </w:pPr>
+    <w:rPr>
+      <w:rFonts w:ascii="Times New Roman" w:eastAsia="Times New Roman" w:hAnsi="Times New Roman" w:cs="Times New Roman"/>
+      <w:kern w:val="0"/>
+      <w14:ligatures w14:val="none"/>
+    </w:rPr>
   </w:style>
   <w:style w:type="paragraph" w:styleId="1">
     <w:name w:val="heading 1"/>
@@ -467,7 +1300,6 @@
     <w:next w:val="a"/>
     <w:link w:val="20"/>
     <w:uiPriority w:val="9"/>
-    <w:semiHidden/>
     <w:unhideWhenUsed/>
     <w:qFormat/>
     <w:rsid w:val="002E3D4B"/>
@@ -564,7 +1396,7 @@
     <w:pPr>
       <w:keepNext/>
       <w:keepLines/>
-      <w:spacing w:before="40" w:after="0"/>
+      <w:spacing w:before="40"/>
       <w:outlineLvl w:val="5"/>
     </w:pPr>
     <w:rPr>
@@ -587,7 +1419,7 @@
     <w:pPr>
       <w:keepNext/>
       <w:keepLines/>
-      <w:spacing w:before="40" w:after="0"/>
+      <w:spacing w:before="40"/>
       <w:outlineLvl w:val="6"/>
     </w:pPr>
     <w:rPr>
@@ -608,7 +1440,6 @@
     <w:pPr>
       <w:keepNext/>
       <w:keepLines/>
-      <w:spacing w:after="0"/>
       <w:outlineLvl w:val="7"/>
     </w:pPr>
     <w:rPr>
@@ -631,7 +1462,6 @@
     <w:pPr>
       <w:keepNext/>
       <w:keepLines/>
-      <w:spacing w:after="0"/>
       <w:outlineLvl w:val="8"/>
     </w:pPr>
     <w:rPr>
@@ -794,7 +1624,7 @@
     <w:qFormat/>
     <w:rsid w:val="002E3D4B"/>
     <w:pPr>
-      <w:spacing w:after="80" w:line="240" w:lineRule="auto"/>
+      <w:spacing w:after="80"/>
       <w:contextualSpacing/>
     </w:pPr>
     <w:rPr>
@@ -887,7 +1717,6 @@
   <w:style w:type="paragraph" w:styleId="a7">
     <w:name w:val="List Paragraph"/>
     <w:basedOn w:val="a"/>
-    <w:uiPriority w:val="34"/>
     <w:qFormat/>
     <w:rsid w:val="002E3D4B"/>
     <w:pPr>
@@ -954,6 +1783,68 @@
       <w:smallCaps/>
       <w:color w:val="0F4761" w:themeColor="accent1" w:themeShade="BF"/>
       <w:spacing w:val="5"/>
+    </w:rPr>
+  </w:style>
+  <w:style w:type="character" w:styleId="ac">
+    <w:name w:val="Hyperlink"/>
+    <w:uiPriority w:val="99"/>
+    <w:unhideWhenUsed/>
+    <w:rsid w:val="00736A22"/>
+    <w:rPr>
+      <w:color w:val="0563C1"/>
+      <w:u w:val="single"/>
+    </w:rPr>
+  </w:style>
+  <w:style w:type="paragraph" w:styleId="ad">
+    <w:name w:val="header"/>
+    <w:basedOn w:val="a"/>
+    <w:link w:val="ae"/>
+    <w:uiPriority w:val="99"/>
+    <w:unhideWhenUsed/>
+    <w:rsid w:val="00736A22"/>
+    <w:pPr>
+      <w:tabs>
+        <w:tab w:val="center" w:pos="4677"/>
+        <w:tab w:val="right" w:pos="9355"/>
+      </w:tabs>
+    </w:pPr>
+  </w:style>
+  <w:style w:type="character" w:customStyle="1" w:styleId="ae">
+    <w:name w:val="Верхний колонтитул Знак"/>
+    <w:basedOn w:val="a0"/>
+    <w:link w:val="ad"/>
+    <w:uiPriority w:val="99"/>
+    <w:rsid w:val="00736A22"/>
+    <w:rPr>
+      <w:rFonts w:ascii="Times New Roman" w:eastAsia="Times New Roman" w:hAnsi="Times New Roman" w:cs="Times New Roman"/>
+      <w:kern w:val="0"/>
+      <w14:ligatures w14:val="none"/>
+    </w:rPr>
+  </w:style>
+  <w:style w:type="paragraph" w:styleId="af">
+    <w:name w:val="footer"/>
+    <w:basedOn w:val="a"/>
+    <w:link w:val="af0"/>
+    <w:uiPriority w:val="99"/>
+    <w:unhideWhenUsed/>
+    <w:rsid w:val="00736A22"/>
+    <w:pPr>
+      <w:tabs>
+        <w:tab w:val="center" w:pos="4677"/>
+        <w:tab w:val="right" w:pos="9355"/>
+      </w:tabs>
+    </w:pPr>
+  </w:style>
+  <w:style w:type="character" w:customStyle="1" w:styleId="af0">
+    <w:name w:val="Нижний колонтитул Знак"/>
+    <w:basedOn w:val="a0"/>
+    <w:link w:val="af"/>
+    <w:uiPriority w:val="99"/>
+    <w:rsid w:val="00736A22"/>
+    <w:rPr>
+      <w:rFonts w:ascii="Times New Roman" w:eastAsia="Times New Roman" w:hAnsi="Times New Roman" w:cs="Times New Roman"/>
+      <w:kern w:val="0"/>
+      <w14:ligatures w14:val="none"/>
     </w:rPr>
   </w:style>
 </w:styles>
